--- a/public/resume/generated/rahul-mitra-operations-research-engineer-2026-09.docx
+++ b/public/resume/generated/rahul-mitra-operations-research-engineer-2026-09.docx
@@ -326,7 +326,7 @@
         <w:ind w:left="259" w:hanging="259"/>
       </w:pPr>
       <w:r>
-        <w:t>• Build AI-enabled systems and data workflows for process improvement, manufacturing analytics, operational decision support, and supply-chain automation.</w:t>
+        <w:t>• Reverse-engineer four plants' APC steady-state optimizers from their Excel master files into a single HiGHS linear program with a tracking QP and PLC predictor, returning setpoints, binding constraints, and shadow prices at millisecond latency without a commercial solver license.</w:t>
       </w:r>
     </w:p>
     <w:p>
@@ -669,7 +669,7 @@
         <w:t xml:space="preserve">Technical: </w:t>
       </w:r>
       <w:r>
-        <w:t>CP-SAT, hybrid flow-shop scheduling, SimPy, digital-twin simulation, robust optimization, graph optimization, network flow, Dijkstra/SSSP/APSP, decision analytics, statistics, Python, Excel VBA</w:t>
+        <w:t>CP-SAT, HiGHS linear and quadratic programming, SciPy, hybrid flow-shop scheduling, SimPy, digital-twin simulation, robust optimization, graph optimization, network flow, Dijkstra/SSSP/APSP, decision analytics, statistics, Python, Excel VBA</w:t>
       </w:r>
     </w:p>
     <w:p>
@@ -1064,7 +1064,7 @@
     </w:pPr>
     <w:rPr>
       <w:rFonts w:ascii="Times New Roman" w:hAnsi="Times New Roman" w:eastAsia="Times New Roman" w:cs="Times New Roman"/>
-      <w:sz w:val="21"/>
+      <w:sz w:val="20"/>
     </w:rPr>
   </w:style>
   <w:style w:type="paragraph" w:styleId="Header">

--- a/public/resume/generated/rahul-mitra-operations-research-engineer-2026-09.docx
+++ b/public/resume/generated/rahul-mitra-operations-research-engineer-2026-09.docx
@@ -507,34 +507,6 @@
         <w:rPr>
           <w:b/>
         </w:rPr>
-        <w:t>Hybrid Flow-Shop Digital Twin Optimizer</w:t>
-      </w:r>
-      <w:r>
-        <w:tab/>
-        <w:t>2026</w:t>
-      </w:r>
-    </w:p>
-    <w:p>
-      <w:pPr>
-        <w:spacing w:before="0" w:after="20"/>
-        <w:ind w:left="259" w:hanging="259"/>
-      </w:pPr>
-      <w:r>
-        <w:t>• Modeled hybrid flow-shop scheduling as a SimPy digital twin with explicit objectives and constraints, using CP-SAT, simulation, and deployment-oriented Python tooling.</w:t>
-      </w:r>
-    </w:p>
-    <w:p>
-      <w:pPr>
-        <w:keepNext/>
-        <w:tabs>
-          <w:tab w:pos="9890" w:val="right"/>
-        </w:tabs>
-        <w:spacing w:before="0" w:after="0"/>
-      </w:pPr>
-      <w:r>
-        <w:rPr>
-          <w:b/>
-        </w:rPr>
         <w:t>Volt Pulse SG — SMU Hack For Cities 2026 (Top 8 of 50+ teams)</w:t>
       </w:r>
       <w:r>
@@ -563,11 +535,11 @@
         <w:rPr>
           <w:b/>
         </w:rPr>
-        <w:t>IE2110 Operations Research Graph Optimization</w:t>
+        <w:t>Maritime Deficiency Severity Forecasting — Maritime Hackathon 2025 (Team Lead)</w:t>
       </w:r>
       <w:r>
         <w:tab/>
-        <w:t>2024</w:t>
+        <w:t>2025</w:t>
       </w:r>
     </w:p>
     <w:p>
@@ -576,7 +548,35 @@
         <w:ind w:left="259" w:hanging="259"/>
       </w:pPr>
       <w:r>
-        <w:t>• Built LP, network-flow, and nonlinear programming models, including a Jupyter SSSP/APSP (Dijkstra) graph optimization for engineering decision support.</w:t>
+        <w:t>• Led model training for a maritime-inspection NLP system, fine-tuning a 109M-parameter BERT with DNN layers, gradient clipping, and hyperparameter optimization on the ASPIRE 2A supercomputer.</w:t>
+      </w:r>
+    </w:p>
+    <w:p>
+      <w:pPr>
+        <w:keepNext/>
+        <w:tabs>
+          <w:tab w:pos="9890" w:val="right"/>
+        </w:tabs>
+        <w:spacing w:before="0" w:after="0"/>
+      </w:pPr>
+      <w:r>
+        <w:rPr>
+          <w:b/>
+        </w:rPr>
+        <w:t>SmartExam — GovTech x NTUPC Product Hackathon</w:t>
+      </w:r>
+      <w:r>
+        <w:tab/>
+        <w:t>2025</w:t>
+      </w:r>
+    </w:p>
+    <w:p>
+      <w:pPr>
+        <w:spacing w:before="0" w:after="20"/>
+        <w:ind w:left="259" w:hanging="259"/>
+      </w:pPr>
+      <w:r>
+        <w:t>• Built a multi-agent autonomous exam-generation system with a RAG pipeline and Next.js frontend, automating source ingestion, question generation, and education workflows.</w:t>
       </w:r>
     </w:p>
     <w:p>

--- a/public/resume/generated/rahul-mitra-operations-research-engineer-2026-09.docx
+++ b/public/resume/generated/rahul-mitra-operations-research-engineer-2026-09.docx
@@ -507,7 +507,7 @@
         <w:rPr>
           <w:b/>
         </w:rPr>
-        <w:t>Volt Pulse SG — SMU Hack For Cities 2026 (Top 8 of 50+ teams)</w:t>
+        <w:t>Volt Pulse SG — SMU Hack For Cities 2026 (Top 8 Finalist of 50+ teams)</w:t>
       </w:r>
       <w:r>
         <w:tab/>

--- a/public/resume/generated/rahul-mitra-operations-research-engineer-2026-09.docx
+++ b/public/resume/generated/rahul-mitra-operations-research-engineer-2026-09.docx
@@ -420,7 +420,7 @@
       </w:r>
       <w:r>
         <w:tab/>
-        <w:t>Sep 2025 – Present</w:t>
+        <w:t>Sep 2025 – Sep 2026</w:t>
       </w:r>
     </w:p>
     <w:p>

--- a/public/resume/generated/rahul-mitra-operations-research-engineer-2026-09.docx
+++ b/public/resume/generated/rahul-mitra-operations-research-engineer-2026-09.docx
@@ -416,7 +416,7 @@
         <w:rPr>
           <w:i/>
         </w:rPr>
-        <w:t>Software Engineer (Citizen Developer)</w:t>
+        <w:t>Platform &amp; Solutions Engineer (Sparks Citizen Developer)</w:t>
       </w:r>
       <w:r>
         <w:tab/>

--- a/public/resume/generated/rahul-mitra-operations-research-engineer-2026-09.docx
+++ b/public/resume/generated/rahul-mitra-operations-research-engineer-2026-09.docx
@@ -160,7 +160,7 @@
         <w:ind w:left="259" w:hanging="259"/>
       </w:pPr>
       <w:r>
-        <w:t>• Awarded Certificate of Outstanding Performance in 3D Computer Vision (CS4277) — top student in a class of 24, NUS School of Computing.</w:t>
+        <w:t>• Awarded Certificate of Outstanding Performance in 3D Computer Vision (CS4277): top student in a class of 24, NUS School of Computing.</w:t>
       </w:r>
     </w:p>
     <w:p>
@@ -507,7 +507,7 @@
         <w:rPr>
           <w:b/>
         </w:rPr>
-        <w:t>Volt Pulse SG — SMU Hack For Cities 2026 (Top 8 Finalist of 50+ teams)</w:t>
+        <w:t>Volt Pulse SG: SMU Hack For Cities 2026 (Top 8 Finalist of 50+ teams)</w:t>
       </w:r>
       <w:r>
         <w:tab/>
@@ -535,7 +535,7 @@
         <w:rPr>
           <w:b/>
         </w:rPr>
-        <w:t>Maritime Deficiency Severity Forecasting — Maritime Hackathon 2025 (Team Lead)</w:t>
+        <w:t>Maritime Deficiency Severity Forecasting: Maritime Hackathon 2025 (Team Lead)</w:t>
       </w:r>
       <w:r>
         <w:tab/>
@@ -563,7 +563,7 @@
         <w:rPr>
           <w:b/>
         </w:rPr>
-        <w:t>SmartExam — GovTech x NTUPC Product Hackathon</w:t>
+        <w:t>SmartExam: GovTech x NTUPC Product Hackathon</w:t>
       </w:r>
       <w:r>
         <w:tab/>
